--- a/docx-content-review/tests/fixtures/sample-basic.docx
+++ b/docx-content-review/tests/fixtures/sample-basic.docx
@@ -80,7 +80,7 @@
     </w:p>
     <w:p>
       <w:r>
-        <w:t>能否顺利上线，取决于团队的持续投入。</w:t>
+        <w:t>能否顺利上线，取决于团队持续投入。</w:t>
       </w:r>
     </w:p>
     <w:p>
